--- a/report.docx
+++ b/report.docx
@@ -127,9 +127,7 @@
           <w:szCs w:val="28"/>
         </w:rPr>
       </w:pPr>
-      <w:bookmarkStart w:id="22" w:name="_GoBack"/>
-    </w:p>
-    <w:bookmarkEnd w:id="22"/>
+    </w:p>
     <w:p>
       <w:pPr>
         <w:jc w:val="center"/>
@@ -582,7 +580,7 @@
       </w:sdtPr>
       <w:sdtEndPr>
         <w:rPr>
-          <w:rFonts w:ascii="Times New Roman" w:hAnsi="Times New Roman" w:eastAsia="Times New Roman" w:cs="Times New Roman"/>
+          <w:rFonts w:hint="default" w:ascii="Times New Roman" w:hAnsi="Times New Roman" w:eastAsia="Times New Roman" w:cs="Times New Roman"/>
           <w:kern w:val="0"/>
           <w:sz w:val="24"/>
           <w:szCs w:val="24"/>
@@ -1704,10 +1702,10 @@
           <w:szCs w:val="28"/>
         </w:rPr>
       </w:pPr>
-      <w:bookmarkStart w:id="1" w:name="_Toc12175"/>
-      <w:bookmarkStart w:id="2" w:name="_Toc7172"/>
-      <w:bookmarkStart w:id="3" w:name="_Toc32267"/>
-      <w:bookmarkStart w:id="4" w:name="_Toc4764"/>
+      <w:bookmarkStart w:id="1" w:name="_Toc7172"/>
+      <w:bookmarkStart w:id="2" w:name="_Toc32267"/>
+      <w:bookmarkStart w:id="3" w:name="_Toc4764"/>
+      <w:bookmarkStart w:id="4" w:name="_Toc12175"/>
       <w:r>
         <w:rPr>
           <w:rFonts w:hint="default" w:ascii="Times New Roman" w:hAnsi="Times New Roman" w:cs="Times New Roman"/>
@@ -8273,9 +8271,9 @@
         </w:rPr>
       </w:pPr>
       <w:bookmarkStart w:id="9" w:name="_Toc193618610"/>
-      <w:bookmarkStart w:id="10" w:name="_Toc19747"/>
-      <w:bookmarkStart w:id="11" w:name="_Toc1025"/>
-      <w:bookmarkStart w:id="12" w:name="_Toc194577690"/>
+      <w:bookmarkStart w:id="10" w:name="_Toc1025"/>
+      <w:bookmarkStart w:id="11" w:name="_Toc194577690"/>
+      <w:bookmarkStart w:id="12" w:name="_Toc19747"/>
       <w:bookmarkStart w:id="13" w:name="_Toc19256"/>
       <w:bookmarkStart w:id="14" w:name="_Toc25552"/>
       <w:bookmarkStart w:id="15" w:name="_Toc31179"/>
@@ -11121,7 +11119,7 @@
       </w:pPr>
       <w:r>
         <w:rPr>
-          <w:rFonts w:hint="default" w:ascii="Times New Roman" w:hAnsi="Times New Roman" w:cs="Times New Roman"/>
+          <w:rFonts w:hint="default" w:ascii="Times New Roman" w:hAnsi="Times New Roman"/>
           <w:i w:val="0"/>
           <w:iCs w:val="0"/>
           <w:color w:val="auto"/>
@@ -11131,9 +11129,9 @@
         </w:rPr>
         <w:drawing>
           <wp:inline distT="0" distB="0" distL="114300" distR="114300">
-            <wp:extent cx="3548380" cy="7685405"/>
-            <wp:effectExtent l="0" t="0" r="13970" b="10795"/>
-            <wp:docPr id="29" name="Изображение 29" descr="5235767208200312344"/>
+            <wp:extent cx="3617595" cy="7835900"/>
+            <wp:effectExtent l="0" t="0" r="1905" b="12700"/>
+            <wp:docPr id="38" name="Изображение 38" descr="5237994707089037634"/>
             <wp:cNvGraphicFramePr>
               <a:graphicFrameLocks xmlns:a="http://schemas.openxmlformats.org/drawingml/2006/main" noChangeAspect="1"/>
             </wp:cNvGraphicFramePr>
@@ -11141,7 +11139,7 @@
               <a:graphicData uri="http://schemas.openxmlformats.org/drawingml/2006/picture">
                 <pic:pic xmlns:pic="http://schemas.openxmlformats.org/drawingml/2006/picture">
                   <pic:nvPicPr>
-                    <pic:cNvPr id="29" name="Изображение 29" descr="5235767208200312344"/>
+                    <pic:cNvPr id="38" name="Изображение 38" descr="5237994707089037634"/>
                     <pic:cNvPicPr>
                       <a:picLocks noChangeAspect="1"/>
                     </pic:cNvPicPr>
@@ -11155,7 +11153,7 @@
                   <pic:spPr>
                     <a:xfrm>
                       <a:off x="0" y="0"/>
-                      <a:ext cx="3548380" cy="7685405"/>
+                      <a:ext cx="3617595" cy="7835900"/>
                     </a:xfrm>
                     <a:prstGeom prst="rect">
                       <a:avLst/>
@@ -11246,75 +11244,27 @@
       </w:pPr>
       <w:r>
         <w:rPr>
-          <w:rFonts w:hint="default" w:ascii="Times New Roman" w:hAnsi="Times New Roman" w:cs="Times New Roman"/>
-          <w:i w:val="0"/>
-          <w:iCs w:val="0"/>
-          <w:color w:val="auto"/>
-          <w:sz w:val="28"/>
-          <w:szCs w:val="28"/>
-          <w:lang w:val="ru-RU"/>
-        </w:rPr>
-        <w:t xml:space="preserve">В Ветке </w:t>
-      </w:r>
-      <w:r>
-        <w:rPr>
-          <w:rFonts w:hint="default" w:ascii="Times New Roman" w:hAnsi="Times New Roman" w:cs="Times New Roman"/>
-          <w:i w:val="0"/>
-          <w:iCs w:val="0"/>
-          <w:color w:val="auto"/>
-          <w:sz w:val="28"/>
-          <w:szCs w:val="28"/>
-          <w:lang w:val="en-US"/>
-        </w:rPr>
-        <w:t xml:space="preserve">project </w:t>
-      </w:r>
-      <w:r>
-        <w:rPr>
-          <w:rFonts w:hint="default" w:ascii="Times New Roman" w:hAnsi="Times New Roman" w:cs="Times New Roman"/>
-          <w:i w:val="0"/>
-          <w:iCs w:val="0"/>
-          <w:color w:val="auto"/>
-          <w:sz w:val="28"/>
-          <w:szCs w:val="28"/>
-          <w:lang w:val="ru-RU"/>
-        </w:rPr>
-        <w:t>нажмем файл</w:t>
-      </w:r>
-      <w:r>
-        <w:rPr>
-          <w:rFonts w:hint="default" w:ascii="Times New Roman" w:hAnsi="Times New Roman" w:cs="Times New Roman"/>
-          <w:i w:val="0"/>
-          <w:iCs w:val="0"/>
-          <w:color w:val="auto"/>
-          <w:sz w:val="28"/>
-          <w:szCs w:val="28"/>
-          <w:lang w:val="en-US"/>
-        </w:rPr>
-        <w:t xml:space="preserve"> app-debug</w:t>
-      </w:r>
-      <w:r>
-        <w:rPr>
-          <w:rFonts w:hint="default" w:ascii="Times New Roman" w:hAnsi="Times New Roman" w:cs="Times New Roman"/>
-          <w:i w:val="0"/>
-          <w:iCs w:val="0"/>
-          <w:color w:val="auto"/>
-          <w:sz w:val="28"/>
-          <w:szCs w:val="28"/>
-          <w:lang w:val="ru-RU"/>
-        </w:rPr>
-        <w:t xml:space="preserve"> с расширением</w:t>
-      </w:r>
-      <w:r>
-        <w:rPr>
-          <w:rFonts w:hint="default" w:ascii="Times New Roman" w:hAnsi="Times New Roman" w:cs="Times New Roman"/>
-          <w:i w:val="0"/>
-          <w:iCs w:val="0"/>
-          <w:color w:val="auto"/>
-          <w:sz w:val="28"/>
-          <w:szCs w:val="28"/>
-          <w:lang w:val="en-US"/>
-        </w:rPr>
-        <w:t xml:space="preserve"> apk</w:t>
+          <w:rFonts w:hint="default" w:ascii="Times New Roman" w:hAnsi="Times New Roman"/>
+          <w:i w:val="0"/>
+          <w:iCs w:val="0"/>
+          <w:color w:val="auto"/>
+          <w:sz w:val="28"/>
+          <w:szCs w:val="28"/>
+          <w:lang w:val="ru-RU"/>
+        </w:rPr>
+        <w:t xml:space="preserve">Выберем вкладку </w:t>
+      </w:r>
+      <w:r>
+        <w:rPr>
+          <w:rFonts w:hint="default" w:ascii="Times New Roman" w:hAnsi="Times New Roman"/>
+          <w:i w:val="0"/>
+          <w:iCs w:val="0"/>
+          <w:color w:val="auto"/>
+          <w:sz w:val="28"/>
+          <w:szCs w:val="28"/>
+          <w:lang w:val="en-US"/>
+        </w:rPr>
+        <w:t>Releases</w:t>
       </w:r>
       <w:r>
         <w:rPr>
@@ -11345,7 +11295,7 @@
       </w:pPr>
       <w:r>
         <w:rPr>
-          <w:rFonts w:hint="default" w:ascii="Times New Roman" w:hAnsi="Times New Roman" w:cs="Times New Roman"/>
+          <w:rFonts w:hint="default" w:ascii="Times New Roman" w:hAnsi="Times New Roman"/>
           <w:i w:val="0"/>
           <w:iCs w:val="0"/>
           <w:color w:val="auto"/>
@@ -11355,9 +11305,9 @@
         </w:rPr>
         <w:drawing>
           <wp:inline distT="0" distB="0" distL="114300" distR="114300">
-            <wp:extent cx="3438525" cy="7447280"/>
-            <wp:effectExtent l="0" t="0" r="9525" b="1270"/>
-            <wp:docPr id="30" name="Изображение 30" descr="5235767208200312345"/>
+            <wp:extent cx="3749675" cy="8122285"/>
+            <wp:effectExtent l="0" t="0" r="3175" b="12065"/>
+            <wp:docPr id="41" name="Изображение 41" descr="5237994707089037642"/>
             <wp:cNvGraphicFramePr>
               <a:graphicFrameLocks xmlns:a="http://schemas.openxmlformats.org/drawingml/2006/main" noChangeAspect="1"/>
             </wp:cNvGraphicFramePr>
@@ -11365,7 +11315,7 @@
               <a:graphicData uri="http://schemas.openxmlformats.org/drawingml/2006/picture">
                 <pic:pic xmlns:pic="http://schemas.openxmlformats.org/drawingml/2006/picture">
                   <pic:nvPicPr>
-                    <pic:cNvPr id="30" name="Изображение 30" descr="5235767208200312345"/>
+                    <pic:cNvPr id="41" name="Изображение 41" descr="5237994707089037642"/>
                     <pic:cNvPicPr>
                       <a:picLocks noChangeAspect="1"/>
                     </pic:cNvPicPr>
@@ -11379,7 +11329,7 @@
                   <pic:spPr>
                     <a:xfrm>
                       <a:off x="0" y="0"/>
-                      <a:ext cx="3438525" cy="7447280"/>
+                      <a:ext cx="3749675" cy="8122285"/>
                     </a:xfrm>
                     <a:prstGeom prst="rect">
                       <a:avLst/>
@@ -11443,56 +11393,43 @@
       </w:r>
       <w:r>
         <w:rPr>
-          <w:rFonts w:hint="default" w:ascii="Times New Roman" w:hAnsi="Times New Roman" w:cs="Times New Roman"/>
-          <w:i w:val="0"/>
-          <w:iCs w:val="0"/>
-          <w:color w:val="auto"/>
-          <w:sz w:val="28"/>
-          <w:szCs w:val="28"/>
-          <w:lang w:val="ru-RU"/>
-        </w:rPr>
-        <w:t>Открыли файл</w:t>
-      </w:r>
-      <w:r>
-        <w:rPr>
-          <w:rFonts w:hint="default" w:ascii="Times New Roman" w:hAnsi="Times New Roman" w:cs="Times New Roman"/>
-          <w:i w:val="0"/>
-          <w:iCs w:val="0"/>
-          <w:color w:val="auto"/>
-          <w:sz w:val="28"/>
-          <w:szCs w:val="28"/>
-          <w:lang w:val="en-US"/>
-        </w:rPr>
-        <w:t xml:space="preserve"> app-debug</w:t>
-      </w:r>
-      <w:r>
-        <w:rPr>
-          <w:rFonts w:hint="default" w:ascii="Times New Roman" w:hAnsi="Times New Roman" w:cs="Times New Roman"/>
-          <w:i w:val="0"/>
-          <w:iCs w:val="0"/>
-          <w:color w:val="auto"/>
-          <w:sz w:val="28"/>
-          <w:szCs w:val="28"/>
-          <w:lang w:val="ru-RU"/>
-        </w:rPr>
-        <w:t xml:space="preserve"> с расширением</w:t>
-      </w:r>
-      <w:r>
-        <w:rPr>
-          <w:rFonts w:hint="default" w:ascii="Times New Roman" w:hAnsi="Times New Roman" w:cs="Times New Roman"/>
-          <w:i w:val="0"/>
-          <w:iCs w:val="0"/>
-          <w:color w:val="auto"/>
-          <w:sz w:val="28"/>
-          <w:szCs w:val="28"/>
-          <w:lang w:val="en-US"/>
-        </w:rPr>
-        <w:t xml:space="preserve"> apk</w:t>
-      </w:r>
-    </w:p>
-    <w:p>
-      <w:pPr>
-        <w:spacing w:line="360" w:lineRule="auto"/>
+          <w:rFonts w:ascii="Times New Roman" w:hAnsi="Times New Roman" w:cs="Times New Roman"/>
+          <w:i w:val="0"/>
+          <w:iCs w:val="0"/>
+          <w:color w:val="auto"/>
+          <w:sz w:val="28"/>
+          <w:szCs w:val="28"/>
+          <w:lang w:val="ru-RU"/>
+        </w:rPr>
+        <w:t>Вкладка</w:t>
+      </w:r>
+      <w:r>
+        <w:rPr>
+          <w:rFonts w:hint="default" w:ascii="Times New Roman" w:hAnsi="Times New Roman" w:cs="Times New Roman"/>
+          <w:i w:val="0"/>
+          <w:iCs w:val="0"/>
+          <w:color w:val="auto"/>
+          <w:sz w:val="28"/>
+          <w:szCs w:val="28"/>
+          <w:lang w:val="ru-RU"/>
+        </w:rPr>
+        <w:t xml:space="preserve"> </w:t>
+      </w:r>
+      <w:r>
+        <w:rPr>
+          <w:rFonts w:hint="default" w:ascii="Times New Roman" w:hAnsi="Times New Roman" w:cs="Times New Roman"/>
+          <w:i w:val="0"/>
+          <w:iCs w:val="0"/>
+          <w:color w:val="auto"/>
+          <w:sz w:val="28"/>
+          <w:szCs w:val="28"/>
+          <w:lang w:val="en-US"/>
+        </w:rPr>
+        <w:t>Releases</w:t>
+      </w:r>
+    </w:p>
+    <w:p>
+      <w:pPr>
         <w:jc w:val="both"/>
         <w:rPr>
           <w:rFonts w:hint="default" w:ascii="Times New Roman" w:hAnsi="Times New Roman" w:cs="Times New Roman"/>
@@ -11506,43 +11443,67 @@
       </w:pPr>
       <w:r>
         <w:rPr>
-          <w:rFonts w:hint="default" w:ascii="Times New Roman" w:hAnsi="Times New Roman" w:cs="Times New Roman"/>
-          <w:i w:val="0"/>
-          <w:iCs w:val="0"/>
-          <w:color w:val="auto"/>
-          <w:sz w:val="28"/>
-          <w:szCs w:val="28"/>
-          <w:lang w:val="ru-RU"/>
-        </w:rPr>
-        <w:t xml:space="preserve">Нажмем на слово </w:t>
-      </w:r>
-      <w:r>
-        <w:rPr>
-          <w:rFonts w:hint="default" w:ascii="Times New Roman" w:hAnsi="Times New Roman" w:cs="Times New Roman"/>
-          <w:i w:val="0"/>
-          <w:iCs w:val="0"/>
-          <w:color w:val="auto"/>
-          <w:sz w:val="28"/>
-          <w:szCs w:val="28"/>
-          <w:lang w:val="en-US"/>
-        </w:rPr>
-        <w:t>View raw</w:t>
-      </w:r>
-      <w:r>
-        <w:rPr>
-          <w:rFonts w:hint="default" w:ascii="Times New Roman" w:hAnsi="Times New Roman" w:cs="Times New Roman"/>
-          <w:i w:val="0"/>
-          <w:iCs w:val="0"/>
-          <w:color w:val="auto"/>
-          <w:sz w:val="28"/>
-          <w:szCs w:val="28"/>
-          <w:lang w:val="ru-RU"/>
-        </w:rPr>
-        <w:t xml:space="preserve">, после чего появится всплывающее окно о загрузке данного файла.Подтвердим загрузку данного файла путем нажатия на кнопку </w:t>
-      </w:r>
-      <w:r>
-        <w:rPr>
-          <w:rFonts w:hint="default" w:ascii="Times New Roman" w:hAnsi="Times New Roman" w:cs="Times New Roman"/>
+          <w:rFonts w:hint="default" w:ascii="Times New Roman" w:hAnsi="Times New Roman"/>
+          <w:i w:val="0"/>
+          <w:iCs w:val="0"/>
+          <w:color w:val="auto"/>
+          <w:sz w:val="28"/>
+          <w:szCs w:val="28"/>
+          <w:lang w:val="ru-RU"/>
+        </w:rPr>
+        <w:t xml:space="preserve">Пролистаем вниз и найдем пункт </w:t>
+      </w:r>
+      <w:r>
+        <w:rPr>
+          <w:rFonts w:hint="default" w:ascii="Times New Roman" w:hAnsi="Times New Roman"/>
+          <w:i w:val="0"/>
+          <w:iCs w:val="0"/>
+          <w:color w:val="auto"/>
+          <w:sz w:val="28"/>
+          <w:szCs w:val="28"/>
+          <w:lang w:val="en-US"/>
+        </w:rPr>
+        <w:t>Assets</w:t>
+      </w:r>
+      <w:r>
+        <w:rPr>
+          <w:rFonts w:hint="default" w:ascii="Times New Roman" w:hAnsi="Times New Roman"/>
+          <w:i w:val="0"/>
+          <w:iCs w:val="0"/>
+          <w:color w:val="auto"/>
+          <w:sz w:val="28"/>
+          <w:szCs w:val="28"/>
+          <w:lang w:val="ru-RU"/>
+        </w:rPr>
+        <w:t>, там находиться файл с проектом. Нажмём на 3 точки и выберем пункт</w:t>
+      </w:r>
+      <w:r>
+        <w:rPr>
+          <w:rFonts w:hint="default" w:ascii="Times New Roman" w:hAnsi="Times New Roman"/>
+          <w:i w:val="0"/>
+          <w:iCs w:val="0"/>
+          <w:color w:val="auto"/>
+          <w:sz w:val="28"/>
+          <w:szCs w:val="28"/>
+          <w:lang w:val="en-US"/>
+        </w:rPr>
+        <w:t xml:space="preserve"> Download</w:t>
+      </w:r>
+      <w:r>
+        <w:rPr>
+          <w:rFonts w:hint="default" w:ascii="Times New Roman" w:hAnsi="Times New Roman"/>
+          <w:i w:val="0"/>
+          <w:iCs w:val="0"/>
+          <w:color w:val="auto"/>
+          <w:sz w:val="28"/>
+          <w:szCs w:val="28"/>
+          <w:lang w:val="ru-RU"/>
+        </w:rPr>
+        <w:t xml:space="preserve"> после чего появится всплывающее окно о загрузке данного файла.Подтвердим загрузку данного файла путем нажатия на кнопку </w:t>
+      </w:r>
+      <w:r>
+        <w:rPr>
+          <w:rFonts w:hint="default" w:ascii="Times New Roman" w:hAnsi="Times New Roman"/>
           <w:i w:val="0"/>
           <w:iCs w:val="0"/>
           <w:color w:val="auto"/>
@@ -11554,7 +11515,7 @@
       </w:r>
       <w:r>
         <w:rPr>
-          <w:rFonts w:hint="default" w:ascii="Times New Roman" w:hAnsi="Times New Roman" w:cs="Times New Roman"/>
+          <w:rFonts w:hint="default" w:ascii="Times New Roman" w:hAnsi="Times New Roman"/>
           <w:i w:val="0"/>
           <w:iCs w:val="0"/>
           <w:color w:val="auto"/>
@@ -11566,7 +11527,7 @@
       </w:r>
       <w:r>
         <w:rPr>
-          <w:rFonts w:hint="default" w:ascii="Times New Roman" w:hAnsi="Times New Roman" w:cs="Times New Roman"/>
+          <w:rFonts w:hint="default" w:ascii="Times New Roman" w:hAnsi="Times New Roman"/>
           <w:i w:val="0"/>
           <w:iCs w:val="0"/>
           <w:color w:val="auto"/>
@@ -11578,15 +11539,27 @@
       </w:r>
       <w:r>
         <w:rPr>
-          <w:rFonts w:hint="default" w:ascii="Times New Roman" w:hAnsi="Times New Roman" w:cs="Times New Roman"/>
-          <w:i w:val="0"/>
-          <w:iCs w:val="0"/>
-          <w:color w:val="auto"/>
-          <w:sz w:val="28"/>
-          <w:szCs w:val="28"/>
-          <w:lang w:val="ru-RU"/>
-        </w:rPr>
-        <w:t xml:space="preserve"> (рис 45)</w:t>
+          <w:rFonts w:hint="default" w:ascii="Times New Roman" w:hAnsi="Times New Roman"/>
+          <w:i w:val="0"/>
+          <w:iCs w:val="0"/>
+          <w:color w:val="auto"/>
+          <w:sz w:val="28"/>
+          <w:szCs w:val="28"/>
+          <w:lang w:val="ru-RU"/>
+        </w:rPr>
+        <w:t xml:space="preserve"> </w:t>
+      </w:r>
+      <w:r>
+        <w:rPr>
+          <w:rFonts w:hint="default" w:ascii="Times New Roman" w:hAnsi="Times New Roman" w:cs="Times New Roman"/>
+          <w:i w:val="0"/>
+          <w:iCs w:val="0"/>
+          <w:color w:val="auto"/>
+          <w:sz w:val="28"/>
+          <w:szCs w:val="28"/>
+          <w:lang w:val="ru-RU"/>
+        </w:rPr>
+        <w:t>(рис 45)</w:t>
       </w:r>
     </w:p>
     <w:p>
@@ -11594,30 +11567,30 @@
         <w:spacing w:line="360" w:lineRule="auto"/>
         <w:jc w:val="center"/>
         <w:rPr>
-          <w:rFonts w:hint="default" w:ascii="Times New Roman" w:hAnsi="Times New Roman" w:cs="Times New Roman"/>
-          <w:i w:val="0"/>
-          <w:iCs w:val="0"/>
-          <w:color w:val="auto"/>
-          <w:sz w:val="28"/>
-          <w:szCs w:val="28"/>
-          <w:lang w:val="ru-RU"/>
-        </w:rPr>
-      </w:pPr>
-      <w:r>
-        <w:rPr>
-          <w:rFonts w:hint="default" w:ascii="Times New Roman" w:hAnsi="Times New Roman" w:cs="Times New Roman"/>
-          <w:i w:val="0"/>
-          <w:iCs w:val="0"/>
-          <w:color w:val="auto"/>
-          <w:sz w:val="28"/>
-          <w:szCs w:val="28"/>
-          <w:lang w:val="ru-RU"/>
+          <w:rFonts w:hint="default" w:ascii="Times New Roman" w:hAnsi="Times New Roman"/>
+          <w:i w:val="0"/>
+          <w:iCs w:val="0"/>
+          <w:color w:val="auto"/>
+          <w:sz w:val="28"/>
+          <w:szCs w:val="28"/>
+          <w:lang w:val="en-US"/>
+        </w:rPr>
+      </w:pPr>
+      <w:r>
+        <w:rPr>
+          <w:rFonts w:hint="default" w:ascii="Times New Roman" w:hAnsi="Times New Roman"/>
+          <w:i w:val="0"/>
+          <w:iCs w:val="0"/>
+          <w:color w:val="auto"/>
+          <w:sz w:val="28"/>
+          <w:szCs w:val="28"/>
+          <w:lang w:val="en-US"/>
         </w:rPr>
         <w:drawing>
           <wp:inline distT="0" distB="0" distL="114300" distR="114300">
-            <wp:extent cx="3361055" cy="7280275"/>
-            <wp:effectExtent l="0" t="0" r="10795" b="15875"/>
-            <wp:docPr id="32" name="Изображение 32" descr="5235767208200312346"/>
+            <wp:extent cx="3474720" cy="7526655"/>
+            <wp:effectExtent l="0" t="0" r="11430" b="17145"/>
+            <wp:docPr id="45" name="Изображение 45" descr="5237994707089037635"/>
             <wp:cNvGraphicFramePr>
               <a:graphicFrameLocks xmlns:a="http://schemas.openxmlformats.org/drawingml/2006/main" noChangeAspect="1"/>
             </wp:cNvGraphicFramePr>
@@ -11625,7 +11598,7 @@
               <a:graphicData uri="http://schemas.openxmlformats.org/drawingml/2006/picture">
                 <pic:pic xmlns:pic="http://schemas.openxmlformats.org/drawingml/2006/picture">
                   <pic:nvPicPr>
-                    <pic:cNvPr id="32" name="Изображение 32" descr="5235767208200312346"/>
+                    <pic:cNvPr id="45" name="Изображение 45" descr="5237994707089037635"/>
                     <pic:cNvPicPr>
                       <a:picLocks noChangeAspect="1"/>
                     </pic:cNvPicPr>
@@ -11639,7 +11612,7 @@
                   <pic:spPr>
                     <a:xfrm>
                       <a:off x="0" y="0"/>
-                      <a:ext cx="3361055" cy="7280275"/>
+                      <a:ext cx="3474720" cy="7526655"/>
                     </a:xfrm>
                     <a:prstGeom prst="rect">
                       <a:avLst/>
@@ -11654,223 +11627,310 @@
     </w:p>
     <w:p>
       <w:pPr>
-        <w:pStyle w:val="7"/>
         <w:spacing w:line="360" w:lineRule="auto"/>
         <w:jc w:val="center"/>
         <w:rPr>
-          <w:rFonts w:hint="default" w:ascii="Times New Roman" w:hAnsi="Times New Roman" w:cs="Times New Roman"/>
-          <w:i w:val="0"/>
-          <w:iCs w:val="0"/>
-          <w:color w:val="auto"/>
-          <w:sz w:val="28"/>
-          <w:szCs w:val="28"/>
-          <w:lang w:val="ru-RU"/>
-        </w:rPr>
-      </w:pPr>
-      <w:r>
-        <w:rPr>
-          <w:rFonts w:hint="default" w:ascii="Times New Roman" w:hAnsi="Times New Roman" w:cs="Times New Roman"/>
-          <w:i w:val="0"/>
-          <w:iCs w:val="0"/>
-          <w:color w:val="auto"/>
-          <w:sz w:val="28"/>
-          <w:szCs w:val="28"/>
-        </w:rPr>
-        <w:t xml:space="preserve">Рисунок </w:t>
-      </w:r>
-      <w:r>
-        <w:rPr>
-          <w:rFonts w:hint="default" w:ascii="Times New Roman" w:hAnsi="Times New Roman" w:cs="Times New Roman"/>
-          <w:i w:val="0"/>
-          <w:iCs w:val="0"/>
-          <w:color w:val="auto"/>
-          <w:sz w:val="28"/>
-          <w:szCs w:val="28"/>
-          <w:lang w:val="ru-RU"/>
-        </w:rPr>
-        <w:t>45</w:t>
-      </w:r>
-      <w:r>
-        <w:rPr>
-          <w:rFonts w:hint="default" w:ascii="Times New Roman" w:hAnsi="Times New Roman" w:cs="Times New Roman"/>
-          <w:i w:val="0"/>
-          <w:iCs w:val="0"/>
-          <w:color w:val="auto"/>
-          <w:sz w:val="28"/>
-          <w:szCs w:val="28"/>
-        </w:rPr>
-        <w:t xml:space="preserve"> - </w:t>
-      </w:r>
-      <w:r>
-        <w:rPr>
-          <w:rFonts w:hint="default" w:ascii="Times New Roman" w:hAnsi="Times New Roman" w:cs="Times New Roman"/>
-          <w:i w:val="0"/>
-          <w:iCs w:val="0"/>
-          <w:color w:val="auto"/>
-          <w:sz w:val="28"/>
-          <w:szCs w:val="28"/>
-          <w:lang w:val="ru-RU"/>
-        </w:rPr>
-        <w:t>Окно о загрузке приложения</w:t>
-      </w:r>
-    </w:p>
-    <w:p>
-      <w:pPr>
-        <w:spacing w:line="360" w:lineRule="auto"/>
-        <w:jc w:val="both"/>
-        <w:rPr>
-          <w:rFonts w:hint="default" w:ascii="Times New Roman" w:hAnsi="Times New Roman" w:cs="Times New Roman"/>
-          <w:i w:val="0"/>
-          <w:iCs w:val="0"/>
-          <w:color w:val="auto"/>
-          <w:sz w:val="28"/>
-          <w:szCs w:val="28"/>
-          <w:lang w:val="ru-RU"/>
-        </w:rPr>
-      </w:pPr>
-      <w:r>
-        <w:rPr>
-          <w:rFonts w:hint="default" w:ascii="Times New Roman" w:hAnsi="Times New Roman" w:cs="Times New Roman"/>
-          <w:i w:val="0"/>
-          <w:iCs w:val="0"/>
-          <w:color w:val="auto"/>
-          <w:sz w:val="28"/>
-          <w:szCs w:val="28"/>
-          <w:lang w:val="ru-RU"/>
-        </w:rPr>
-        <w:t>Подтвердив загрузку появился уведомление о начале загрузки (рис 46) и о том что загрузка завершена</w:t>
-      </w:r>
-      <w:r>
-        <w:rPr>
-          <w:rFonts w:hint="default" w:ascii="Times New Roman" w:hAnsi="Times New Roman" w:cs="Times New Roman"/>
-          <w:i w:val="0"/>
-          <w:iCs w:val="0"/>
-          <w:color w:val="auto"/>
-          <w:sz w:val="28"/>
-          <w:szCs w:val="28"/>
-          <w:lang w:val="en-US"/>
-        </w:rPr>
-        <w:t>,</w:t>
-      </w:r>
-      <w:r>
-        <w:rPr>
-          <w:rFonts w:hint="default" w:ascii="Times New Roman" w:hAnsi="Times New Roman" w:cs="Times New Roman"/>
-          <w:i w:val="0"/>
-          <w:iCs w:val="0"/>
-          <w:color w:val="auto"/>
-          <w:sz w:val="28"/>
-          <w:szCs w:val="28"/>
-          <w:lang w:val="ru-RU"/>
-        </w:rPr>
-        <w:t xml:space="preserve">Вместе с уведомление о завершении загрузки можно нажать на кнопку </w:t>
-      </w:r>
-      <w:r>
-        <w:rPr>
-          <w:rFonts w:hint="default" w:ascii="Times New Roman" w:hAnsi="Times New Roman" w:cs="Times New Roman"/>
-          <w:i w:val="0"/>
-          <w:iCs w:val="0"/>
-          <w:color w:val="auto"/>
-          <w:sz w:val="28"/>
-          <w:szCs w:val="28"/>
-          <w:lang w:val="en-US"/>
-        </w:rPr>
-        <w:t>“</w:t>
-      </w:r>
-      <w:r>
-        <w:rPr>
-          <w:rFonts w:hint="default" w:ascii="Times New Roman" w:hAnsi="Times New Roman" w:cs="Times New Roman"/>
-          <w:i w:val="0"/>
-          <w:iCs w:val="0"/>
-          <w:color w:val="auto"/>
-          <w:sz w:val="28"/>
-          <w:szCs w:val="28"/>
-          <w:lang w:val="ru-RU"/>
-        </w:rPr>
-        <w:t>Открыть файл</w:t>
-      </w:r>
-      <w:r>
-        <w:rPr>
-          <w:rFonts w:hint="default" w:ascii="Times New Roman" w:hAnsi="Times New Roman" w:cs="Times New Roman"/>
-          <w:i w:val="0"/>
-          <w:iCs w:val="0"/>
-          <w:color w:val="auto"/>
-          <w:sz w:val="28"/>
-          <w:szCs w:val="28"/>
-          <w:lang w:val="en-US"/>
-        </w:rPr>
-        <w:t>”</w:t>
-      </w:r>
-      <w:r>
-        <w:rPr>
-          <w:rFonts w:hint="default" w:ascii="Times New Roman" w:hAnsi="Times New Roman" w:cs="Times New Roman"/>
-          <w:i w:val="0"/>
-          <w:iCs w:val="0"/>
-          <w:color w:val="auto"/>
-          <w:sz w:val="28"/>
-          <w:szCs w:val="28"/>
-          <w:lang w:val="ru-RU"/>
-        </w:rPr>
-        <w:t xml:space="preserve"> (рис 47)</w:t>
-      </w:r>
-    </w:p>
-    <w:p>
-      <w:pPr>
-        <w:spacing w:line="360" w:lineRule="auto"/>
-        <w:jc w:val="both"/>
-        <w:rPr>
-          <w:rFonts w:hint="default" w:ascii="Times New Roman" w:hAnsi="Times New Roman" w:cs="Times New Roman"/>
-          <w:i w:val="0"/>
-          <w:iCs w:val="0"/>
-          <w:color w:val="auto"/>
-          <w:sz w:val="28"/>
-          <w:szCs w:val="28"/>
-          <w:lang w:val="ru-RU"/>
-        </w:rPr>
-      </w:pPr>
-    </w:p>
-    <w:p>
-      <w:pPr>
-        <w:spacing w:line="360" w:lineRule="auto"/>
-        <w:jc w:val="both"/>
-        <w:rPr>
-          <w:rFonts w:hint="default" w:ascii="Times New Roman" w:hAnsi="Times New Roman" w:cs="Times New Roman"/>
-          <w:i w:val="0"/>
-          <w:iCs w:val="0"/>
-          <w:color w:val="auto"/>
-          <w:sz w:val="28"/>
-          <w:szCs w:val="28"/>
-          <w:lang w:val="ru-RU"/>
-        </w:rPr>
-      </w:pPr>
-    </w:p>
-    <w:p>
-      <w:pPr>
-        <w:spacing w:line="360" w:lineRule="auto"/>
-        <w:jc w:val="center"/>
-        <w:rPr>
-          <w:rFonts w:hint="default" w:ascii="Times New Roman" w:hAnsi="Times New Roman" w:cs="Times New Roman"/>
-          <w:i w:val="0"/>
-          <w:iCs w:val="0"/>
-          <w:color w:val="auto"/>
-          <w:sz w:val="28"/>
-          <w:szCs w:val="28"/>
-          <w:lang w:val="ru-RU"/>
-        </w:rPr>
-      </w:pPr>
-      <w:r>
-        <w:rPr>
-          <w:rFonts w:hint="default" w:ascii="Times New Roman" w:hAnsi="Times New Roman" w:cs="Times New Roman"/>
-          <w:i w:val="0"/>
-          <w:iCs w:val="0"/>
-          <w:color w:val="auto"/>
-          <w:sz w:val="28"/>
-          <w:szCs w:val="28"/>
-          <w:lang w:val="ru-RU"/>
+          <w:rFonts w:hint="default" w:ascii="Times New Roman" w:hAnsi="Times New Roman"/>
+          <w:i w:val="0"/>
+          <w:iCs w:val="0"/>
+          <w:color w:val="auto"/>
+          <w:sz w:val="28"/>
+          <w:szCs w:val="28"/>
+          <w:lang w:val="ru-RU"/>
+        </w:rPr>
+      </w:pPr>
+      <w:r>
+        <w:rPr>
+          <w:rFonts w:hint="default" w:ascii="Times New Roman" w:hAnsi="Times New Roman"/>
+          <w:i w:val="0"/>
+          <w:iCs w:val="0"/>
+          <w:color w:val="auto"/>
+          <w:sz w:val="28"/>
+          <w:szCs w:val="28"/>
+          <w:lang w:val="en-US"/>
         </w:rPr>
         <w:drawing>
           <wp:inline distT="0" distB="0" distL="114300" distR="114300">
-            <wp:extent cx="3251200" cy="7042150"/>
-            <wp:effectExtent l="0" t="0" r="6350" b="6350"/>
+            <wp:extent cx="3702050" cy="8018780"/>
+            <wp:effectExtent l="0" t="0" r="12700" b="1270"/>
+            <wp:docPr id="46" name="Изображение 46" descr="5237994707089037636"/>
+            <wp:cNvGraphicFramePr>
+              <a:graphicFrameLocks xmlns:a="http://schemas.openxmlformats.org/drawingml/2006/main" noChangeAspect="1"/>
+            </wp:cNvGraphicFramePr>
+            <a:graphic xmlns:a="http://schemas.openxmlformats.org/drawingml/2006/main">
+              <a:graphicData uri="http://schemas.openxmlformats.org/drawingml/2006/picture">
+                <pic:pic xmlns:pic="http://schemas.openxmlformats.org/drawingml/2006/picture">
+                  <pic:nvPicPr>
+                    <pic:cNvPr id="46" name="Изображение 46" descr="5237994707089037636"/>
+                    <pic:cNvPicPr>
+                      <a:picLocks noChangeAspect="1"/>
+                    </pic:cNvPicPr>
+                  </pic:nvPicPr>
+                  <pic:blipFill>
+                    <a:blip r:embed="rId49"/>
+                    <a:stretch>
+                      <a:fillRect/>
+                    </a:stretch>
+                  </pic:blipFill>
+                  <pic:spPr>
+                    <a:xfrm>
+                      <a:off x="0" y="0"/>
+                      <a:ext cx="3702050" cy="8018780"/>
+                    </a:xfrm>
+                    <a:prstGeom prst="rect">
+                      <a:avLst/>
+                    </a:prstGeom>
+                  </pic:spPr>
+                </pic:pic>
+              </a:graphicData>
+            </a:graphic>
+          </wp:inline>
+        </w:drawing>
+      </w:r>
+    </w:p>
+    <w:p>
+      <w:pPr>
+        <w:pStyle w:val="7"/>
+        <w:spacing w:line="360" w:lineRule="auto"/>
+        <w:jc w:val="center"/>
+        <w:rPr>
+          <w:rFonts w:hint="default" w:ascii="Times New Roman" w:hAnsi="Times New Roman" w:cs="Times New Roman"/>
+          <w:i w:val="0"/>
+          <w:iCs w:val="0"/>
+          <w:color w:val="auto"/>
+          <w:sz w:val="28"/>
+          <w:szCs w:val="28"/>
+          <w:lang w:val="ru-RU"/>
+        </w:rPr>
+      </w:pPr>
+      <w:r>
+        <w:rPr>
+          <w:rFonts w:hint="default" w:ascii="Times New Roman" w:hAnsi="Times New Roman" w:cs="Times New Roman"/>
+          <w:i w:val="0"/>
+          <w:iCs w:val="0"/>
+          <w:color w:val="auto"/>
+          <w:sz w:val="28"/>
+          <w:szCs w:val="28"/>
+        </w:rPr>
+        <w:t xml:space="preserve">Рисунок </w:t>
+      </w:r>
+      <w:r>
+        <w:rPr>
+          <w:rFonts w:hint="default" w:ascii="Times New Roman" w:hAnsi="Times New Roman" w:cs="Times New Roman"/>
+          <w:i w:val="0"/>
+          <w:iCs w:val="0"/>
+          <w:color w:val="auto"/>
+          <w:sz w:val="28"/>
+          <w:szCs w:val="28"/>
+          <w:lang w:val="ru-RU"/>
+        </w:rPr>
+        <w:t>45</w:t>
+      </w:r>
+      <w:r>
+        <w:rPr>
+          <w:rFonts w:hint="default" w:ascii="Times New Roman" w:hAnsi="Times New Roman" w:cs="Times New Roman"/>
+          <w:i w:val="0"/>
+          <w:iCs w:val="0"/>
+          <w:color w:val="auto"/>
+          <w:sz w:val="28"/>
+          <w:szCs w:val="28"/>
+        </w:rPr>
+        <w:t xml:space="preserve"> -</w:t>
+      </w:r>
+      <w:r>
+        <w:rPr>
+          <w:rFonts w:hint="default" w:cs="Times New Roman"/>
+          <w:i w:val="0"/>
+          <w:iCs w:val="0"/>
+          <w:color w:val="auto"/>
+          <w:sz w:val="28"/>
+          <w:szCs w:val="28"/>
+          <w:lang w:val="en-US"/>
+        </w:rPr>
+        <w:t xml:space="preserve"> </w:t>
+      </w:r>
+      <w:r>
+        <w:rPr>
+          <w:rFonts w:ascii="Times New Roman" w:hAnsi="Times New Roman" w:cs="Times New Roman"/>
+          <w:i w:val="0"/>
+          <w:iCs w:val="0"/>
+          <w:color w:val="auto"/>
+          <w:sz w:val="28"/>
+          <w:szCs w:val="28"/>
+          <w:lang w:val="ru-RU"/>
+        </w:rPr>
+        <w:t>Окно</w:t>
+      </w:r>
+      <w:r>
+        <w:rPr>
+          <w:rFonts w:hint="default" w:ascii="Times New Roman" w:hAnsi="Times New Roman" w:cs="Times New Roman"/>
+          <w:i w:val="0"/>
+          <w:iCs w:val="0"/>
+          <w:color w:val="auto"/>
+          <w:sz w:val="28"/>
+          <w:szCs w:val="28"/>
+          <w:lang w:val="ru-RU"/>
+        </w:rPr>
+        <w:t xml:space="preserve"> о загрузке приложения</w:t>
+      </w:r>
+    </w:p>
+    <w:p>
+      <w:pPr>
+        <w:spacing w:line="360" w:lineRule="auto"/>
+        <w:jc w:val="both"/>
+        <w:rPr>
+          <w:rFonts w:hint="default" w:ascii="Times New Roman" w:hAnsi="Times New Roman" w:cs="Times New Roman"/>
+          <w:i w:val="0"/>
+          <w:iCs w:val="0"/>
+          <w:color w:val="auto"/>
+          <w:sz w:val="28"/>
+          <w:szCs w:val="28"/>
+          <w:lang w:val="ru-RU"/>
+        </w:rPr>
+      </w:pPr>
+      <w:r>
+        <w:rPr>
+          <w:rFonts w:hint="default" w:ascii="Times New Roman" w:hAnsi="Times New Roman" w:cs="Times New Roman"/>
+          <w:i w:val="0"/>
+          <w:iCs w:val="0"/>
+          <w:color w:val="auto"/>
+          <w:sz w:val="28"/>
+          <w:szCs w:val="28"/>
+          <w:lang w:val="ru-RU"/>
+        </w:rPr>
+        <w:t>Подтвердив загрузку появился уведомление о начале загрузки (рис 46) и о том что загрузка завершена</w:t>
+      </w:r>
+      <w:r>
+        <w:rPr>
+          <w:rFonts w:hint="default" w:ascii="Times New Roman" w:hAnsi="Times New Roman" w:cs="Times New Roman"/>
+          <w:i w:val="0"/>
+          <w:iCs w:val="0"/>
+          <w:color w:val="auto"/>
+          <w:sz w:val="28"/>
+          <w:szCs w:val="28"/>
+          <w:lang w:val="en-US"/>
+        </w:rPr>
+        <w:t>,</w:t>
+      </w:r>
+      <w:r>
+        <w:rPr>
+          <w:rFonts w:hint="default" w:ascii="Times New Roman" w:hAnsi="Times New Roman" w:cs="Times New Roman"/>
+          <w:i w:val="0"/>
+          <w:iCs w:val="0"/>
+          <w:color w:val="auto"/>
+          <w:sz w:val="28"/>
+          <w:szCs w:val="28"/>
+          <w:lang w:val="ru-RU"/>
+        </w:rPr>
+        <w:t xml:space="preserve">Вместе с уведомление о завершении загрузки можно нажать на кнопку </w:t>
+      </w:r>
+      <w:r>
+        <w:rPr>
+          <w:rFonts w:hint="default" w:ascii="Times New Roman" w:hAnsi="Times New Roman" w:cs="Times New Roman"/>
+          <w:i w:val="0"/>
+          <w:iCs w:val="0"/>
+          <w:color w:val="auto"/>
+          <w:sz w:val="28"/>
+          <w:szCs w:val="28"/>
+          <w:lang w:val="en-US"/>
+        </w:rPr>
+        <w:t>“</w:t>
+      </w:r>
+      <w:r>
+        <w:rPr>
+          <w:rFonts w:hint="default" w:ascii="Times New Roman" w:hAnsi="Times New Roman" w:cs="Times New Roman"/>
+          <w:i w:val="0"/>
+          <w:iCs w:val="0"/>
+          <w:color w:val="auto"/>
+          <w:sz w:val="28"/>
+          <w:szCs w:val="28"/>
+          <w:lang w:val="ru-RU"/>
+        </w:rPr>
+        <w:t>Открыть файл</w:t>
+      </w:r>
+      <w:r>
+        <w:rPr>
+          <w:rFonts w:hint="default" w:ascii="Times New Roman" w:hAnsi="Times New Roman" w:cs="Times New Roman"/>
+          <w:i w:val="0"/>
+          <w:iCs w:val="0"/>
+          <w:color w:val="auto"/>
+          <w:sz w:val="28"/>
+          <w:szCs w:val="28"/>
+          <w:lang w:val="en-US"/>
+        </w:rPr>
+        <w:t>”</w:t>
+      </w:r>
+      <w:r>
+        <w:rPr>
+          <w:rFonts w:hint="default" w:ascii="Times New Roman" w:hAnsi="Times New Roman" w:cs="Times New Roman"/>
+          <w:i w:val="0"/>
+          <w:iCs w:val="0"/>
+          <w:color w:val="auto"/>
+          <w:sz w:val="28"/>
+          <w:szCs w:val="28"/>
+          <w:lang w:val="ru-RU"/>
+        </w:rPr>
+        <w:t xml:space="preserve"> (рис 47)</w:t>
+      </w:r>
+    </w:p>
+    <w:p>
+      <w:pPr>
+        <w:spacing w:line="360" w:lineRule="auto"/>
+        <w:jc w:val="both"/>
+        <w:rPr>
+          <w:rFonts w:hint="default" w:ascii="Times New Roman" w:hAnsi="Times New Roman" w:cs="Times New Roman"/>
+          <w:i w:val="0"/>
+          <w:iCs w:val="0"/>
+          <w:color w:val="auto"/>
+          <w:sz w:val="28"/>
+          <w:szCs w:val="28"/>
+          <w:lang w:val="ru-RU"/>
+        </w:rPr>
+      </w:pPr>
+    </w:p>
+    <w:p>
+      <w:pPr>
+        <w:spacing w:line="360" w:lineRule="auto"/>
+        <w:jc w:val="both"/>
+        <w:rPr>
+          <w:rFonts w:hint="default" w:ascii="Times New Roman" w:hAnsi="Times New Roman" w:cs="Times New Roman"/>
+          <w:i w:val="0"/>
+          <w:iCs w:val="0"/>
+          <w:color w:val="auto"/>
+          <w:sz w:val="28"/>
+          <w:szCs w:val="28"/>
+          <w:lang w:val="ru-RU"/>
+        </w:rPr>
+      </w:pPr>
+    </w:p>
+    <w:p>
+      <w:pPr>
+        <w:spacing w:line="360" w:lineRule="auto"/>
+        <w:jc w:val="center"/>
+        <w:rPr>
+          <w:rFonts w:hint="default" w:ascii="Times New Roman" w:hAnsi="Times New Roman" w:cs="Times New Roman"/>
+          <w:i w:val="0"/>
+          <w:iCs w:val="0"/>
+          <w:color w:val="auto"/>
+          <w:sz w:val="28"/>
+          <w:szCs w:val="28"/>
+          <w:lang w:val="ru-RU"/>
+        </w:rPr>
+      </w:pPr>
+      <w:r>
+        <w:rPr>
+          <w:rFonts w:hint="default" w:ascii="Times New Roman" w:hAnsi="Times New Roman" w:cs="Times New Roman"/>
+          <w:i w:val="0"/>
+          <w:iCs w:val="0"/>
+          <w:color w:val="auto"/>
+          <w:sz w:val="28"/>
+          <w:szCs w:val="28"/>
+          <w:lang w:val="ru-RU"/>
+        </w:rPr>
+        <w:drawing>
+          <wp:inline distT="0" distB="0" distL="114300" distR="114300">
+            <wp:extent cx="3056255" cy="6621145"/>
+            <wp:effectExtent l="0" t="0" r="10795" b="8255"/>
             <wp:docPr id="37" name="Изображение 37" descr="5235767208200312347"/>
             <wp:cNvGraphicFramePr>
               <a:graphicFrameLocks xmlns:a="http://schemas.openxmlformats.org/drawingml/2006/main" noChangeAspect="1"/>
@@ -11885,7 +11945,7 @@
                     </pic:cNvPicPr>
                   </pic:nvPicPr>
                   <pic:blipFill>
-                    <a:blip r:embed="rId49"/>
+                    <a:blip r:embed="rId50"/>
                     <a:stretch>
                       <a:fillRect/>
                     </a:stretch>
@@ -11893,7 +11953,7 @@
                   <pic:spPr>
                     <a:xfrm>
                       <a:off x="0" y="0"/>
-                      <a:ext cx="3251200" cy="7042150"/>
+                      <a:ext cx="3056255" cy="6621145"/>
                     </a:xfrm>
                     <a:prstGeom prst="rect">
                       <a:avLst/>
@@ -12004,7 +12064,7 @@
                     </pic:cNvPicPr>
                   </pic:nvPicPr>
                   <pic:blipFill>
-                    <a:blip r:embed="rId50"/>
+                    <a:blip r:embed="rId51"/>
                     <a:stretch>
                       <a:fillRect/>
                     </a:stretch>
@@ -12224,6 +12284,7 @@
           <w:lang w:val="en-US"/>
         </w:rPr>
       </w:pPr>
+      <w:bookmarkStart w:id="22" w:name="_GoBack"/>
       <w:r>
         <w:rPr>
           <w:rFonts w:hint="default" w:ascii="Times New Roman" w:hAnsi="Times New Roman" w:cs="Times New Roman"/>
@@ -12252,7 +12313,7 @@
                     </pic:cNvPicPr>
                   </pic:nvPicPr>
                   <pic:blipFill>
-                    <a:blip r:embed="rId51"/>
+                    <a:blip r:embed="rId52"/>
                     <a:stretch>
                       <a:fillRect/>
                     </a:stretch>
@@ -12273,6 +12334,7 @@
         </w:drawing>
       </w:r>
     </w:p>
+    <w:bookmarkEnd w:id="22"/>
     <w:p>
       <w:pPr>
         <w:pStyle w:val="7"/>
@@ -12563,7 +12625,7 @@
                     </pic:cNvPicPr>
                   </pic:nvPicPr>
                   <pic:blipFill>
-                    <a:blip r:embed="rId52"/>
+                    <a:blip r:embed="rId53"/>
                     <a:stretch>
                       <a:fillRect/>
                     </a:stretch>
@@ -12682,7 +12744,7 @@
                     </pic:cNvPicPr>
                   </pic:nvPicPr>
                   <pic:blipFill>
-                    <a:blip r:embed="rId53"/>
+                    <a:blip r:embed="rId54"/>
                     <a:stretch>
                       <a:fillRect/>
                     </a:stretch>
@@ -12849,7 +12911,7 @@
                     </pic:cNvPicPr>
                   </pic:nvPicPr>
                   <pic:blipFill>
-                    <a:blip r:embed="rId54"/>
+                    <a:blip r:embed="rId55"/>
                     <a:stretch>
                       <a:fillRect/>
                     </a:stretch>
@@ -18459,6 +18521,7 @@
       <w:ind w:leftChars="0"/>
     </w:pPr>
     <w:rPr>
+      <w:rFonts w:asciiTheme="minorHAnsi" w:hAnsiTheme="minorHAnsi" w:eastAsiaTheme="minorEastAsia" w:cstheme="minorBidi"/>
       <w:sz w:val="20"/>
       <w:szCs w:val="20"/>
     </w:rPr>
@@ -18470,6 +18533,7 @@
       <w:ind w:leftChars="200"/>
     </w:pPr>
     <w:rPr>
+      <w:rFonts w:asciiTheme="minorHAnsi" w:hAnsiTheme="minorHAnsi" w:eastAsiaTheme="minorEastAsia" w:cstheme="minorBidi"/>
       <w:sz w:val="20"/>
       <w:szCs w:val="20"/>
     </w:rPr>
